--- a/pr-preview/pr-334/linear-algebra-rank-nullity.docx
+++ b/pr-preview/pr-334/linear-algebra-rank-nullity.docx
@@ -15,7 +15,7 @@
         <w:pStyle w:val="Date"/>
       </w:pPr>
       <w:r>
-        <w:t xml:space="preserve">Last modified: 2026-10-16 11:06:52 (PDT)</w:t>
+        <w:t xml:space="preserve">Last modified: 2026-10-16 22:37:53 (PDT)</w:t>
       </w:r>
     </w:p>
     <w:bookmarkStart w:id="44" w:name="sec-column-null-space"/>

--- a/pr-preview/pr-334/linear-algebra-rank-nullity.docx
+++ b/pr-preview/pr-334/linear-algebra-rank-nullity.docx
@@ -15,7 +15,7 @@
         <w:pStyle w:val="Date"/>
       </w:pPr>
       <w:r>
-        <w:t xml:space="preserve">Last modified: 2026-10-16 22:37:53 (PDT)</w:t>
+        <w:t xml:space="preserve">Last modified: 2026-10-17 00:42:20 (PDT)</w:t>
       </w:r>
     </w:p>
     <w:bookmarkStart w:id="44" w:name="sec-column-null-space"/>

--- a/pr-preview/pr-334/linear-algebra-rank-nullity.docx
+++ b/pr-preview/pr-334/linear-algebra-rank-nullity.docx
@@ -15,7 +15,7 @@
         <w:pStyle w:val="Date"/>
       </w:pPr>
       <w:r>
-        <w:t xml:space="preserve">Last modified: 2026-10-17 00:42:20 (PDT)</w:t>
+        <w:t xml:space="preserve">Last modified: 2026-10-17 02:08:29 (PDT)</w:t>
       </w:r>
     </w:p>
     <w:bookmarkStart w:id="44" w:name="sec-column-null-space"/>
